--- a/downloads/documents/04 Units/Unit 02 - Individual Growth and Life Readiness - Me, My Goals, My Money/Lesson 02.05 - Goals and the Five-Step Decision Model.docx
+++ b/downloads/documents/04 Units/Unit 02 - Individual Growth and Life Readiness - Me, My Goals, My Money/Lesson 02.05 - Goals and the Five-Step Decision Model.docx
@@ -312,7 +312,7 @@
         <w:t xml:space="preserve"> </w:t>
       </w:r>
       <w:r>
-        <w:t xml:space="preserve">Tier 3 (FACS): short-term goal, long-term goal, goal ladder, decision model, decision grid, look back (the fifth step). See the unit vocabulary list for Turkish, Portuguese, and Spanish.</w:t>
+        <w:t xml:space="preserve">Tier 3 (FACS): short-term goal, long-term goal, goal ladder, decision model, decision grid, look back (the fifth step). See the unit vocabulary list for the Spanish column.</w:t>
       </w:r>
     </w:p>
     <w:p>
@@ -1626,7 +1626,7 @@
         <w:pStyle w:val="Compact"/>
       </w:pPr>
       <w:r>
-        <w:t xml:space="preserve">ELL: the five steps are on the wall poster with a picture each (a question mark, a list, a scale, a check mark, a mirror) and printed on page 2 with the Turkish, Portuguese, and Spanish words for goal, step, option, decide; the ladder is a drawing, and rungs may be written in the home language with an English verb; the grid uses plus and minus signs, not sentences, in the cells; sentence frames for the two-sentence defense are printed ("I decided to ___ because ___ matters more to me than ___"). Pair with a bilingual peer for the Day 1 partner turn.</w:t>
+        <w:t xml:space="preserve">ELL: the five steps are on the wall poster with a picture each (a question mark, a list, a scale, a check mark, a mirror) and printed on page 2 with the Spanish words for goal, step, option, decide; the ladder is a drawing, and rungs may be written in the home language with an English verb; the grid uses plus and minus signs, not sentences, in the cells; sentence frames for the two-sentence defense are printed ("I decided to ___ because ___ matters more to me than ___"). Pair with a bilingual peer for the Day 1 partner turn.</w:t>
       </w:r>
     </w:p>
     <w:p>
